--- a/docs/BMI/bmi_draft.docx
+++ b/docs/BMI/bmi_draft.docx
@@ -993,7 +993,7 @@
       <w:r>
         <w:drawing>
           <wp:inline xmlns:a="http://schemas.openxmlformats.org/drawingml/2006/main" xmlns:pic="http://schemas.openxmlformats.org/drawingml/2006/picture">
-            <wp:extent cx="5040000" cy="2520000"/>
+            <wp:extent cx="5040000" cy="3780000"/>
             <wp:docPr id="1" name="Picture 1"/>
             <wp:cNvGraphicFramePr>
               <a:graphicFrameLocks noChangeAspect="1"/>
@@ -1002,7 +1002,7 @@
               <a:graphicData uri="http://schemas.openxmlformats.org/drawingml/2006/picture">
                 <pic:pic>
                   <pic:nvPicPr>
-                    <pic:cNvPr id="0" name="arxitektura.png"/>
+                    <pic:cNvPr id="0" name="diagram_architecture.png"/>
                     <pic:cNvPicPr/>
                   </pic:nvPicPr>
                   <pic:blipFill>
@@ -1014,7 +1014,7 @@
                   <pic:spPr>
                     <a:xfrm>
                       <a:off x="0" y="0"/>
-                      <a:ext cx="5040000" cy="2520000"/>
+                      <a:ext cx="5040000" cy="3780000"/>
                     </a:xfrm>
                     <a:prstGeom prst="rect"/>
                   </pic:spPr>
@@ -1595,7 +1595,7 @@
       <w:r>
         <w:drawing>
           <wp:inline xmlns:a="http://schemas.openxmlformats.org/drawingml/2006/main" xmlns:pic="http://schemas.openxmlformats.org/drawingml/2006/picture">
-            <wp:extent cx="5040000" cy="2016000"/>
+            <wp:extent cx="5040000" cy="3780000"/>
             <wp:docPr id="2" name="Picture 2"/>
             <wp:cNvGraphicFramePr>
               <a:graphicFrameLocks noChangeAspect="1"/>
@@ -1604,7 +1604,7 @@
               <a:graphicData uri="http://schemas.openxmlformats.org/drawingml/2006/picture">
                 <pic:pic>
                   <pic:nvPicPr>
-                    <pic:cNvPr id="0" name="sensor_timing.png"/>
+                    <pic:cNvPr id="0" name="diagram_sequence.png"/>
                     <pic:cNvPicPr/>
                   </pic:nvPicPr>
                   <pic:blipFill>
@@ -1616,7 +1616,7 @@
                   <pic:spPr>
                     <a:xfrm>
                       <a:off x="0" y="0"/>
-                      <a:ext cx="5040000" cy="2016000"/>
+                      <a:ext cx="5040000" cy="3780000"/>
                     </a:xfrm>
                     <a:prstGeom prst="rect"/>
                   </pic:spPr>
@@ -2109,7 +2109,7 @@
       <w:r>
         <w:drawing>
           <wp:inline xmlns:a="http://schemas.openxmlformats.org/drawingml/2006/main" xmlns:pic="http://schemas.openxmlformats.org/drawingml/2006/picture">
-            <wp:extent cx="5040000" cy="2520000"/>
+            <wp:extent cx="5040000" cy="3780000"/>
             <wp:docPr id="3" name="Picture 3"/>
             <wp:cNvGraphicFramePr>
               <a:graphicFrameLocks noChangeAspect="1"/>
@@ -2118,7 +2118,7 @@
               <a:graphicData uri="http://schemas.openxmlformats.org/drawingml/2006/picture">
                 <pic:pic>
                   <pic:nvPicPr>
-                    <pic:cNvPr id="0" name="debounce_algorithm.png"/>
+                    <pic:cNvPr id="0" name="diagram_flowchart.png"/>
                     <pic:cNvPicPr/>
                   </pic:nvPicPr>
                   <pic:blipFill>
@@ -2130,7 +2130,7 @@
                   <pic:spPr>
                     <a:xfrm>
                       <a:off x="0" y="0"/>
-                      <a:ext cx="5040000" cy="2520000"/>
+                      <a:ext cx="5040000" cy="3780000"/>
                     </a:xfrm>
                     <a:prstGeom prst="rect"/>
                   </pic:spPr>
